--- a/atividade_pratica_[SIS]ANO2C2B1S6A2_backend.docx
+++ b/atividade_pratica_[SIS]ANO2C2B1S6A2_backend.docx
@@ -796,7 +796,23 @@
           <w:sz w:val="18"/>
           <w:szCs w:val="18"/>
         </w:rPr>
-        <w:t>ntendimento da estrutura básica de um projeto Django (manage.py, settings.py, urls.py etc.).</w:t>
+        <w:t>ntendimento da estrutura básica de um projeto Django</w:t>
+      </w:r>
+      <w:r>
+        <w:rPr>
+          <w:rFonts w:ascii="Verdana" w:hAnsi="Verdana" w:cs="Poppins"/>
+          <w:sz w:val="18"/>
+          <w:szCs w:val="18"/>
+        </w:rPr>
+        <w:t>: (</w:t>
+      </w:r>
+      <w:r>
+        <w:rPr>
+          <w:rFonts w:ascii="Verdana" w:hAnsi="Verdana" w:cs="Poppins"/>
+          <w:sz w:val="18"/>
+          <w:szCs w:val="18"/>
+        </w:rPr>
+        <w:t>manage.py, settings.py, urls.py etc.).</w:t>
       </w:r>
     </w:p>
     <w:p>
@@ -1160,154 +1176,6 @@
       <w:pPr>
         <w:rPr>
           <w:rFonts w:ascii="Verdana" w:hAnsi="Verdana" w:cs="Poppins"/>
-          <w:b/>
-          <w:bCs/>
-          <w:noProof/>
-          <w:sz w:val="18"/>
-          <w:szCs w:val="18"/>
-        </w:rPr>
-      </w:pPr>
-      <w:r>
-        <w:rPr>
-          <w:rFonts w:ascii="Verdana" w:hAnsi="Verdana" w:cs="Poppins"/>
-          <w:b/>
-          <w:bCs/>
-          <w:noProof/>
-          <w:sz w:val="18"/>
-          <w:szCs w:val="18"/>
-        </w:rPr>
-        <w:t>Lista de materiais</w:t>
-      </w:r>
-      <w:r>
-        <w:rPr>
-          <w:rFonts w:ascii="Verdana" w:hAnsi="Verdana" w:cs="Poppins"/>
-          <w:b/>
-          <w:bCs/>
-          <w:noProof/>
-          <w:sz w:val="18"/>
-          <w:szCs w:val="18"/>
-        </w:rPr>
-        <w:t>:</w:t>
-      </w:r>
-    </w:p>
-    <w:p>
-      <w:pPr>
-        <w:numPr>
-          <w:ilvl w:val="0"/>
-          <w:numId w:val="5"/>
-        </w:numPr>
-        <w:rPr>
-          <w:rFonts w:ascii="Verdana" w:hAnsi="Verdana" w:cs="Poppins"/>
-          <w:noProof/>
-          <w:sz w:val="18"/>
-          <w:szCs w:val="18"/>
-        </w:rPr>
-      </w:pPr>
-      <w:r>
-        <w:rPr>
-          <w:rFonts w:ascii="Verdana" w:hAnsi="Verdana" w:cs="Poppins"/>
-          <w:noProof/>
-          <w:sz w:val="18"/>
-          <w:szCs w:val="18"/>
-        </w:rPr>
-        <w:t xml:space="preserve">Computador com </w:t>
-      </w:r>
-      <w:r>
-        <w:rPr>
-          <w:rFonts w:ascii="Verdana" w:hAnsi="Verdana" w:cs="Poppins"/>
-          <w:noProof/>
-          <w:sz w:val="18"/>
-          <w:szCs w:val="18"/>
-        </w:rPr>
-        <w:t>i</w:t>
-      </w:r>
-      <w:r>
-        <w:rPr>
-          <w:rFonts w:ascii="Verdana" w:hAnsi="Verdana" w:cs="Poppins"/>
-          <w:noProof/>
-          <w:sz w:val="18"/>
-          <w:szCs w:val="18"/>
-        </w:rPr>
-        <w:t>nternet</w:t>
-      </w:r>
-      <w:r>
-        <w:rPr>
-          <w:rFonts w:ascii="Verdana" w:hAnsi="Verdana" w:cs="Poppins"/>
-          <w:noProof/>
-          <w:sz w:val="18"/>
-          <w:szCs w:val="18"/>
-        </w:rPr>
-        <w:t>;</w:t>
-      </w:r>
-    </w:p>
-    <w:p>
-      <w:pPr>
-        <w:numPr>
-          <w:ilvl w:val="0"/>
-          <w:numId w:val="5"/>
-        </w:numPr>
-        <w:rPr>
-          <w:rFonts w:ascii="Verdana" w:hAnsi="Verdana" w:cs="Poppins"/>
-          <w:noProof/>
-          <w:sz w:val="18"/>
-          <w:szCs w:val="18"/>
-        </w:rPr>
-      </w:pPr>
-      <w:r>
-        <w:rPr>
-          <w:rFonts w:ascii="Verdana" w:hAnsi="Verdana" w:cs="Poppins"/>
-          <w:noProof/>
-          <w:sz w:val="18"/>
-          <w:szCs w:val="18"/>
-        </w:rPr>
-        <w:t>Caderno para anotações</w:t>
-      </w:r>
-      <w:r>
-        <w:rPr>
-          <w:rFonts w:ascii="Verdana" w:hAnsi="Verdana" w:cs="Poppins"/>
-          <w:noProof/>
-          <w:sz w:val="18"/>
-          <w:szCs w:val="18"/>
-        </w:rPr>
-        <w:t>;</w:t>
-      </w:r>
-    </w:p>
-    <w:p>
-      <w:pPr>
-        <w:numPr>
-          <w:ilvl w:val="0"/>
-          <w:numId w:val="5"/>
-        </w:numPr>
-        <w:rPr>
-          <w:rFonts w:ascii="Verdana" w:hAnsi="Verdana" w:cs="Poppins"/>
-          <w:noProof/>
-          <w:sz w:val="18"/>
-          <w:szCs w:val="18"/>
-        </w:rPr>
-      </w:pPr>
-      <w:r>
-        <w:rPr>
-          <w:rFonts w:ascii="Verdana" w:hAnsi="Verdana" w:cs="Poppins"/>
-          <w:noProof/>
-          <w:sz w:val="18"/>
-          <w:szCs w:val="18"/>
-        </w:rPr>
-        <w:t>1 caneta</w:t>
-      </w:r>
-      <w:r>
-        <w:rPr>
-          <w:rFonts w:ascii="Verdana" w:hAnsi="Verdana" w:cs="Poppins"/>
-          <w:noProof/>
-          <w:sz w:val="18"/>
-          <w:szCs w:val="18"/>
-        </w:rPr>
-        <w:t>;</w:t>
-      </w:r>
-    </w:p>
-    <w:p>
-      <w:pPr>
-        <w:rPr>
-          <w:rFonts w:ascii="Verdana" w:hAnsi="Verdana" w:cs="Poppins"/>
           <w:noProof/>
           <w:sz w:val="18"/>
           <w:szCs w:val="18"/>
@@ -1418,6 +1286,10 @@
     <w:p>
       <w:pPr>
         <w:pStyle w:val="PargrafodaLista"/>
+        <w:numPr>
+          <w:ilvl w:val="0"/>
+          <w:numId w:val="39"/>
+        </w:numPr>
         <w:rPr>
           <w:rFonts w:ascii="Verdana" w:hAnsi="Verdana" w:cs="Poppins"/>
           <w:b/>
@@ -1427,6 +1299,46 @@
           <w:szCs w:val="18"/>
         </w:rPr>
       </w:pPr>
+      <w:r>
+        <w:rPr>
+          <w:rFonts w:ascii="Verdana" w:hAnsi="Verdana" w:cs="Poppins"/>
+          <w:b/>
+          <w:bCs/>
+          <w:noProof/>
+          <w:sz w:val="18"/>
+          <w:szCs w:val="18"/>
+        </w:rPr>
+        <w:t>Para verificar se o Django já está instalado execute:</w:t>
+      </w:r>
+    </w:p>
+    <w:p>
+      <w:pPr>
+        <w:shd w:val="clear" w:color="auto" w:fill="E7E6E6" w:themeFill="background2"/>
+        <w:rPr>
+          <w:rFonts w:ascii="Verdana" w:hAnsi="Verdana" w:cs="Poppins"/>
+          <w:noProof/>
+          <w:sz w:val="18"/>
+          <w:szCs w:val="18"/>
+        </w:rPr>
+      </w:pPr>
+      <w:r>
+        <w:rPr>
+          <w:rFonts w:ascii="Verdana" w:hAnsi="Verdana" w:cs="Poppins"/>
+          <w:noProof/>
+          <w:sz w:val="18"/>
+          <w:szCs w:val="18"/>
+        </w:rPr>
+        <w:t>P</w:t>
+      </w:r>
+      <w:r>
+        <w:rPr>
+          <w:rFonts w:ascii="Verdana" w:hAnsi="Verdana" w:cs="Poppins"/>
+          <w:noProof/>
+          <w:sz w:val="18"/>
+          <w:szCs w:val="18"/>
+        </w:rPr>
+        <w:t>ython -m django --verson</w:t>
+      </w:r>
     </w:p>
     <w:p>
       <w:pPr>
@@ -1902,7 +1814,6 @@
           <w:sz w:val="18"/>
           <w:szCs w:val="18"/>
         </w:rPr>
-        <w:lastRenderedPageBreak/>
         <w:t xml:space="preserve">    'blog',</w:t>
       </w:r>
     </w:p>
@@ -1963,6 +1874,7 @@
           <w:sz w:val="18"/>
           <w:szCs w:val="18"/>
         </w:rPr>
+        <w:lastRenderedPageBreak/>
         <w:t xml:space="preserve">Criando o </w:t>
       </w:r>
       <w:r>
@@ -3324,73 +3236,73 @@
           <w:szCs w:val="18"/>
           <w:lang w:val="en-US"/>
         </w:rPr>
+        <w:t>&lt;html&gt;</w:t>
+      </w:r>
+    </w:p>
+    <w:p>
+      <w:pPr>
+        <w:shd w:val="clear" w:color="auto" w:fill="E7E6E6" w:themeFill="background2"/>
+        <w:rPr>
+          <w:rFonts w:ascii="Verdana" w:hAnsi="Verdana" w:cs="Poppins"/>
+          <w:noProof/>
+          <w:sz w:val="18"/>
+          <w:szCs w:val="18"/>
+          <w:lang w:val="en-US"/>
+        </w:rPr>
+      </w:pPr>
+      <w:r>
+        <w:rPr>
+          <w:rFonts w:ascii="Verdana" w:hAnsi="Verdana" w:cs="Poppins"/>
+          <w:noProof/>
+          <w:sz w:val="18"/>
+          <w:szCs w:val="18"/>
+          <w:lang w:val="en-US"/>
+        </w:rPr>
+        <w:t>&lt;head&gt;</w:t>
+      </w:r>
+    </w:p>
+    <w:p>
+      <w:pPr>
+        <w:shd w:val="clear" w:color="auto" w:fill="E7E6E6" w:themeFill="background2"/>
+        <w:rPr>
+          <w:rFonts w:ascii="Verdana" w:hAnsi="Verdana" w:cs="Poppins"/>
+          <w:noProof/>
+          <w:sz w:val="18"/>
+          <w:szCs w:val="18"/>
+          <w:lang w:val="en-US"/>
+        </w:rPr>
+      </w:pPr>
+      <w:r>
+        <w:rPr>
+          <w:rFonts w:ascii="Verdana" w:hAnsi="Verdana" w:cs="Poppins"/>
+          <w:noProof/>
+          <w:sz w:val="18"/>
+          <w:szCs w:val="18"/>
+          <w:lang w:val="en-US"/>
+        </w:rPr>
+        <w:t xml:space="preserve">    &lt;title&gt;Lista de Postagens&lt;/title&gt;</w:t>
+      </w:r>
+    </w:p>
+    <w:p>
+      <w:pPr>
+        <w:shd w:val="clear" w:color="auto" w:fill="E7E6E6" w:themeFill="background2"/>
+        <w:rPr>
+          <w:rFonts w:ascii="Verdana" w:hAnsi="Verdana" w:cs="Poppins"/>
+          <w:noProof/>
+          <w:sz w:val="18"/>
+          <w:szCs w:val="18"/>
+          <w:lang w:val="en-US"/>
+        </w:rPr>
+      </w:pPr>
+      <w:r>
+        <w:rPr>
+          <w:rFonts w:ascii="Verdana" w:hAnsi="Verdana" w:cs="Poppins"/>
+          <w:noProof/>
+          <w:sz w:val="18"/>
+          <w:szCs w:val="18"/>
+          <w:lang w:val="en-US"/>
+        </w:rPr>
         <w:lastRenderedPageBreak/>
-        <w:t>&lt;html&gt;</w:t>
-      </w:r>
-    </w:p>
-    <w:p>
-      <w:pPr>
-        <w:shd w:val="clear" w:color="auto" w:fill="E7E6E6" w:themeFill="background2"/>
-        <w:rPr>
-          <w:rFonts w:ascii="Verdana" w:hAnsi="Verdana" w:cs="Poppins"/>
-          <w:noProof/>
-          <w:sz w:val="18"/>
-          <w:szCs w:val="18"/>
-          <w:lang w:val="en-US"/>
-        </w:rPr>
-      </w:pPr>
-      <w:r>
-        <w:rPr>
-          <w:rFonts w:ascii="Verdana" w:hAnsi="Verdana" w:cs="Poppins"/>
-          <w:noProof/>
-          <w:sz w:val="18"/>
-          <w:szCs w:val="18"/>
-          <w:lang w:val="en-US"/>
-        </w:rPr>
-        <w:t>&lt;head&gt;</w:t>
-      </w:r>
-    </w:p>
-    <w:p>
-      <w:pPr>
-        <w:shd w:val="clear" w:color="auto" w:fill="E7E6E6" w:themeFill="background2"/>
-        <w:rPr>
-          <w:rFonts w:ascii="Verdana" w:hAnsi="Verdana" w:cs="Poppins"/>
-          <w:noProof/>
-          <w:sz w:val="18"/>
-          <w:szCs w:val="18"/>
-          <w:lang w:val="en-US"/>
-        </w:rPr>
-      </w:pPr>
-      <w:r>
-        <w:rPr>
-          <w:rFonts w:ascii="Verdana" w:hAnsi="Verdana" w:cs="Poppins"/>
-          <w:noProof/>
-          <w:sz w:val="18"/>
-          <w:szCs w:val="18"/>
-          <w:lang w:val="en-US"/>
-        </w:rPr>
-        <w:t xml:space="preserve">    &lt;title&gt;Lista de Postagens&lt;/title&gt;</w:t>
-      </w:r>
-    </w:p>
-    <w:p>
-      <w:pPr>
-        <w:shd w:val="clear" w:color="auto" w:fill="E7E6E6" w:themeFill="background2"/>
-        <w:rPr>
-          <w:rFonts w:ascii="Verdana" w:hAnsi="Verdana" w:cs="Poppins"/>
-          <w:noProof/>
-          <w:sz w:val="18"/>
-          <w:szCs w:val="18"/>
-          <w:lang w:val="en-US"/>
-        </w:rPr>
-      </w:pPr>
-      <w:r>
-        <w:rPr>
-          <w:rFonts w:ascii="Verdana" w:hAnsi="Verdana" w:cs="Poppins"/>
-          <w:noProof/>
-          <w:sz w:val="18"/>
-          <w:szCs w:val="18"/>
-          <w:lang w:val="en-US"/>
-        </w:rPr>
         <w:t>&lt;/head&gt;</w:t>
       </w:r>
     </w:p>
@@ -3785,7 +3697,9 @@
           <w:szCs w:val="18"/>
         </w:rPr>
       </w:pPr>
-      <w:r>
+    </w:p>
+    <w:p>
+      <w:pPr>
         <w:rPr>
           <w:rFonts w:ascii="Verdana" w:hAnsi="Verdana" w:cs="Poppins"/>
           <w:b/>
@@ -3793,12 +3707,10 @@
           <w:noProof/>
           <w:sz w:val="18"/>
           <w:szCs w:val="18"/>
-        </w:rPr>
-        <w:t>Ao final da atividade:</w:t>
-      </w:r>
-    </w:p>
-    <w:p>
-      <w:pPr>
+          <w:highlight w:val="yellow"/>
+        </w:rPr>
+      </w:pPr>
+      <w:r>
         <w:rPr>
           <w:rFonts w:ascii="Verdana" w:hAnsi="Verdana" w:cs="Poppins"/>
           <w:b/>
@@ -3806,24 +3718,40 @@
           <w:noProof/>
           <w:sz w:val="18"/>
           <w:szCs w:val="18"/>
-        </w:rPr>
-      </w:pPr>
-    </w:p>
-    <w:p>
-      <w:pPr>
-        <w:rPr>
-          <w:rFonts w:ascii="Verdana" w:hAnsi="Verdana" w:cs="Poppins"/>
-          <w:noProof/>
-          <w:sz w:val="18"/>
-          <w:szCs w:val="18"/>
-        </w:rPr>
-      </w:pPr>
-      <w:r>
-        <w:rPr>
-          <w:rFonts w:ascii="Verdana" w:hAnsi="Verdana" w:cs="Poppins"/>
-          <w:noProof/>
-          <w:sz w:val="18"/>
-          <w:szCs w:val="18"/>
+          <w:highlight w:val="yellow"/>
+        </w:rPr>
+        <w:t>Ao final da atividade:</w:t>
+      </w:r>
+    </w:p>
+    <w:p>
+      <w:pPr>
+        <w:rPr>
+          <w:rFonts w:ascii="Verdana" w:hAnsi="Verdana" w:cs="Poppins"/>
+          <w:b/>
+          <w:bCs/>
+          <w:noProof/>
+          <w:sz w:val="18"/>
+          <w:szCs w:val="18"/>
+          <w:highlight w:val="yellow"/>
+        </w:rPr>
+      </w:pPr>
+    </w:p>
+    <w:p>
+      <w:pPr>
+        <w:rPr>
+          <w:rFonts w:ascii="Verdana" w:hAnsi="Verdana" w:cs="Poppins"/>
+          <w:noProof/>
+          <w:sz w:val="18"/>
+          <w:szCs w:val="18"/>
+        </w:rPr>
+      </w:pPr>
+      <w:r>
+        <w:rPr>
+          <w:rFonts w:ascii="Verdana" w:hAnsi="Verdana" w:cs="Poppins"/>
+          <w:noProof/>
+          <w:sz w:val="18"/>
+          <w:szCs w:val="18"/>
+          <w:highlight w:val="yellow"/>
         </w:rPr>
         <w:t>D</w:t>
       </w:r>
@@ -3833,6 +3761,7 @@
           <w:noProof/>
           <w:sz w:val="18"/>
           <w:szCs w:val="18"/>
+          <w:highlight w:val="yellow"/>
         </w:rPr>
         <w:t xml:space="preserve">escreva o código utilizado para realização do </w:t>
       </w:r>
@@ -3842,6 +3771,7 @@
           <w:noProof/>
           <w:sz w:val="18"/>
           <w:szCs w:val="18"/>
+          <w:highlight w:val="yellow"/>
         </w:rPr>
         <w:t>post</w:t>
       </w:r>
@@ -3851,6 +3781,7 @@
           <w:noProof/>
           <w:sz w:val="18"/>
           <w:szCs w:val="18"/>
+          <w:highlight w:val="yellow"/>
         </w:rPr>
         <w:t xml:space="preserve">, </w:t>
       </w:r>
@@ -3862,6 +3793,7 @@
           <w:noProof/>
           <w:sz w:val="18"/>
           <w:szCs w:val="18"/>
+          <w:highlight w:val="yellow"/>
         </w:rPr>
         <w:t>view</w:t>
       </w:r>
@@ -3871,6 +3803,7 @@
           <w:noProof/>
           <w:sz w:val="18"/>
           <w:szCs w:val="18"/>
+          <w:highlight w:val="yellow"/>
         </w:rPr>
         <w:t xml:space="preserve"> </w:t>
       </w:r>
@@ -3880,6 +3813,7 @@
           <w:noProof/>
           <w:sz w:val="18"/>
           <w:szCs w:val="18"/>
+          <w:highlight w:val="yellow"/>
         </w:rPr>
         <w:t xml:space="preserve">e URL para </w:t>
       </w:r>
@@ -3889,6 +3823,7 @@
           <w:noProof/>
           <w:sz w:val="18"/>
           <w:szCs w:val="18"/>
+          <w:highlight w:val="yellow"/>
         </w:rPr>
         <w:t>l</w:t>
       </w:r>
@@ -3898,6 +3833,7 @@
           <w:noProof/>
           <w:sz w:val="18"/>
           <w:szCs w:val="18"/>
+          <w:highlight w:val="yellow"/>
         </w:rPr>
         <w:t xml:space="preserve">istagem de </w:t>
       </w:r>
@@ -3907,6 +3843,7 @@
           <w:noProof/>
           <w:sz w:val="18"/>
           <w:szCs w:val="18"/>
+          <w:highlight w:val="yellow"/>
         </w:rPr>
         <w:t>p</w:t>
       </w:r>
@@ -3916,6 +3853,7 @@
           <w:noProof/>
           <w:sz w:val="18"/>
           <w:szCs w:val="18"/>
+          <w:highlight w:val="yellow"/>
         </w:rPr>
         <w:t>ostagens, além do HTML que você desenvolveu.</w:t>
       </w:r>
@@ -10139,7 +10077,7 @@
   <w:style w:type="paragraph" w:default="1" w:styleId="Normal">
     <w:name w:val="Normal"/>
     <w:qFormat/>
-    <w:rsid w:val="006D1645"/>
+    <w:rsid w:val="005F2E8F"/>
     <w:rPr>
       <w:sz w:val="24"/>
       <w:szCs w:val="24"/>

--- a/atividade_pratica_[SIS]ANO2C2B1S6A2_backend.docx
+++ b/atividade_pratica_[SIS]ANO2C2B1S6A2_backend.docx
@@ -80,7 +80,7 @@
           <w:b/>
           <w:bCs/>
         </w:rPr>
-        <w:t>5</w:t>
+        <w:t>6</w:t>
       </w:r>
       <w:r>
         <w:rPr>
@@ -351,7 +351,6 @@
         </w:rPr>
         <w:t xml:space="preserve">Framework </w:t>
       </w:r>
-      <w:proofErr w:type="spellStart"/>
       <w:r>
         <w:rPr>
           <w:rFonts w:ascii="Verdana" w:hAnsi="Verdana" w:cs="Poppins"/>
@@ -388,7 +387,6 @@
         </w:rPr>
         <w:t>stack</w:t>
       </w:r>
-      <w:proofErr w:type="spellEnd"/>
       <w:r>
         <w:rPr>
           <w:rFonts w:ascii="Verdana" w:hAnsi="Verdana" w:cs="Poppins"/>
@@ -407,7 +405,6 @@
         </w:rPr>
         <w:t xml:space="preserve"> Django é um framework de alto nível para desenvolvimento web em Python, conhecido por seguir o princípio "</w:t>
       </w:r>
-      <w:proofErr w:type="spellStart"/>
       <w:r>
         <w:rPr>
           <w:rFonts w:ascii="Verdana" w:hAnsi="Verdana" w:cs="Poppins"/>
@@ -416,31 +413,8 @@
           <w:sz w:val="18"/>
           <w:szCs w:val="18"/>
         </w:rPr>
-        <w:t>batteries</w:t>
-      </w:r>
-      <w:proofErr w:type="spellEnd"/>
-      <w:r>
-        <w:rPr>
-          <w:rFonts w:ascii="Verdana" w:hAnsi="Verdana" w:cs="Poppins"/>
-          <w:i/>
-          <w:iCs/>
-          <w:sz w:val="18"/>
-          <w:szCs w:val="18"/>
-        </w:rPr>
-        <w:t xml:space="preserve"> </w:t>
-      </w:r>
-      <w:proofErr w:type="spellStart"/>
-      <w:r>
-        <w:rPr>
-          <w:rFonts w:ascii="Verdana" w:hAnsi="Verdana" w:cs="Poppins"/>
-          <w:i/>
-          <w:iCs/>
-          <w:sz w:val="18"/>
-          <w:szCs w:val="18"/>
-        </w:rPr>
-        <w:t>included</w:t>
-      </w:r>
-      <w:proofErr w:type="spellEnd"/>
+        <w:t>batteries included</w:t>
+      </w:r>
       <w:r>
         <w:rPr>
           <w:rFonts w:ascii="Verdana" w:hAnsi="Verdana" w:cs="Poppins"/>
@@ -517,29 +491,7 @@
           <w:sz w:val="18"/>
           <w:szCs w:val="18"/>
         </w:rPr>
-        <w:t>Model-</w:t>
-      </w:r>
-      <w:proofErr w:type="spellStart"/>
-      <w:r>
-        <w:rPr>
-          <w:rFonts w:ascii="Verdana" w:hAnsi="Verdana" w:cs="Poppins"/>
-          <w:i/>
-          <w:iCs/>
-          <w:sz w:val="18"/>
-          <w:szCs w:val="18"/>
-        </w:rPr>
-        <w:t>Template</w:t>
-      </w:r>
-      <w:proofErr w:type="spellEnd"/>
-      <w:r>
-        <w:rPr>
-          <w:rFonts w:ascii="Verdana" w:hAnsi="Verdana" w:cs="Poppins"/>
-          <w:i/>
-          <w:iCs/>
-          <w:sz w:val="18"/>
-          <w:szCs w:val="18"/>
-        </w:rPr>
-        <w:t>-View</w:t>
+        <w:t>Model-Template-View</w:t>
       </w:r>
       <w:r>
         <w:rPr>
@@ -710,25 +662,7 @@
           <w:sz w:val="18"/>
           <w:szCs w:val="18"/>
         </w:rPr>
-        <w:t xml:space="preserve">omo instalar o Django e </w:t>
-      </w:r>
-      <w:proofErr w:type="gramStart"/>
-      <w:r>
-        <w:rPr>
-          <w:rFonts w:ascii="Verdana" w:hAnsi="Verdana" w:cs="Poppins"/>
-          <w:sz w:val="18"/>
-          <w:szCs w:val="18"/>
-        </w:rPr>
-        <w:t>criar um novo</w:t>
-      </w:r>
-      <w:proofErr w:type="gramEnd"/>
-      <w:r>
-        <w:rPr>
-          <w:rFonts w:ascii="Verdana" w:hAnsi="Verdana" w:cs="Poppins"/>
-          <w:sz w:val="18"/>
-          <w:szCs w:val="18"/>
-        </w:rPr>
-        <w:t xml:space="preserve"> projeto.</w:t>
+        <w:t>omo instalar o Django e criar um novo projeto.</w:t>
       </w:r>
     </w:p>
     <w:p>
@@ -939,7 +873,6 @@
           <w:szCs w:val="18"/>
         </w:rPr>
       </w:pPr>
-      <w:proofErr w:type="spellStart"/>
       <w:r>
         <w:rPr>
           <w:rFonts w:ascii="Verdana" w:hAnsi="Verdana" w:cs="Poppins"/>
@@ -948,18 +881,7 @@
           <w:sz w:val="18"/>
           <w:szCs w:val="18"/>
         </w:rPr>
-        <w:t>Views</w:t>
-      </w:r>
-      <w:proofErr w:type="spellEnd"/>
-      <w:r>
-        <w:rPr>
-          <w:rFonts w:ascii="Verdana" w:hAnsi="Verdana" w:cs="Poppins"/>
-          <w:b/>
-          <w:bCs/>
-          <w:sz w:val="18"/>
-          <w:szCs w:val="18"/>
-        </w:rPr>
-        <w:t xml:space="preserve"> e URLs:</w:t>
+        <w:t>Views e URLs:</w:t>
       </w:r>
       <w:r>
         <w:rPr>
@@ -985,7 +907,6 @@
         </w:rPr>
         <w:t xml:space="preserve">de </w:t>
       </w:r>
-      <w:proofErr w:type="spellStart"/>
       <w:r>
         <w:rPr>
           <w:rFonts w:ascii="Verdana" w:hAnsi="Verdana" w:cs="Poppins"/>
@@ -996,7 +917,6 @@
         </w:rPr>
         <w:t>views</w:t>
       </w:r>
-      <w:proofErr w:type="spellEnd"/>
       <w:r>
         <w:rPr>
           <w:rFonts w:ascii="Verdana" w:hAnsi="Verdana" w:cs="Poppins"/>
@@ -1019,7 +939,6 @@
           <w:szCs w:val="18"/>
         </w:rPr>
       </w:pPr>
-      <w:proofErr w:type="spellStart"/>
       <w:r>
         <w:rPr>
           <w:rFonts w:ascii="Verdana" w:hAnsi="Verdana" w:cs="Poppins"/>
@@ -1028,18 +947,7 @@
           <w:sz w:val="18"/>
           <w:szCs w:val="18"/>
         </w:rPr>
-        <w:t>Templates</w:t>
-      </w:r>
-      <w:proofErr w:type="spellEnd"/>
-      <w:r>
-        <w:rPr>
-          <w:rFonts w:ascii="Verdana" w:hAnsi="Verdana" w:cs="Poppins"/>
-          <w:b/>
-          <w:bCs/>
-          <w:sz w:val="18"/>
-          <w:szCs w:val="18"/>
-        </w:rPr>
-        <w:t>:</w:t>
+        <w:t>Templates:</w:t>
       </w:r>
       <w:r>
         <w:rPr>
@@ -1063,25 +971,7 @@
           <w:sz w:val="18"/>
           <w:szCs w:val="18"/>
         </w:rPr>
-        <w:t xml:space="preserve">tilização de </w:t>
-      </w:r>
-      <w:proofErr w:type="spellStart"/>
-      <w:r>
-        <w:rPr>
-          <w:rFonts w:ascii="Verdana" w:hAnsi="Verdana" w:cs="Poppins"/>
-          <w:sz w:val="18"/>
-          <w:szCs w:val="18"/>
-        </w:rPr>
-        <w:t>templates</w:t>
-      </w:r>
-      <w:proofErr w:type="spellEnd"/>
-      <w:r>
-        <w:rPr>
-          <w:rFonts w:ascii="Verdana" w:hAnsi="Verdana" w:cs="Poppins"/>
-          <w:sz w:val="18"/>
-          <w:szCs w:val="18"/>
-        </w:rPr>
-        <w:t xml:space="preserve"> para renderizar páginas HTML dinâmicas.</w:t>
+        <w:t>tilização de templates para renderizar páginas HTML dinâmicas.</w:t>
       </w:r>
     </w:p>
     <w:p>
